--- a/Files/05 - Devarim/05 - Shoftim/5783/Shoftim 5783.docx
+++ b/Files/05 - Devarim/05 - Shoftim/5783/Shoftim 5783.docx
@@ -541,7 +541,7 @@
         <w:rPr>
           <w:rFonts w:ascii="Times New Roman" w:hAnsi="Times New Roman" w:cs="Times New Roman"/>
         </w:rPr>
-        <w:t xml:space="preserve"> Berkovits says that the answer is</w:t>
+        <w:t xml:space="preserve"> Berkovits says that the answer is </w:t>
       </w:r>
       <w:r>
         <w:rPr>
